--- a/week 8/Week8-report.docx
+++ b/week 8/Week8-report.docx
@@ -78,7 +78,7 @@
           <w:noProof/>
         </w:rPr>
         <w:drawing>
-          <wp:anchor distT="0" distB="0" distL="114300" distR="114300" simplePos="0" relativeHeight="251659264" behindDoc="1" locked="0" layoutInCell="1" allowOverlap="1" wp14:anchorId="09EB59F3" wp14:editId="360AFB24">
+          <wp:anchor distT="0" distB="0" distL="114300" distR="114300" simplePos="0" relativeHeight="251659264" behindDoc="1" locked="0" layoutInCell="1" allowOverlap="1" wp14:anchorId="09EB59F3" wp14:editId="48F1C870">
             <wp:simplePos x="0" y="0"/>
             <wp:positionH relativeFrom="margin">
               <wp:align>left</wp:align>
@@ -804,13 +804,13 @@
           <w:r>
             <w:fldChar w:fldCharType="separate"/>
           </w:r>
-          <w:hyperlink w:anchor="_Toc223860334" w:history="1">
+          <w:hyperlink w:anchor="_Toc225370404" w:history="1">
             <w:r>
               <w:rPr>
                 <w:rStyle w:val="Hyperlink"/>
                 <w:noProof/>
               </w:rPr>
-              <w:t>1. Describe the function you wrote to construct DL models dynamically. How does it allow you to swap between LSTM, RNN, and GRU layers without rewriting the whole training script?</w:t>
+              <w:t>1. In stock prediction, why is Mean Squared Error (MSE) or Mean Absolute Error (MAE) often preferred over simple "Accuracy" used in classification?</w:t>
             </w:r>
             <w:r>
               <w:rPr>
@@ -831,7 +831,7 @@
                 <w:noProof/>
                 <w:webHidden/>
               </w:rPr>
-              <w:instrText xml:space="preserve"> PAGEREF _Toc223860334 \h </w:instrText>
+              <w:instrText xml:space="preserve"> PAGEREF _Toc225370404 \h </w:instrText>
             </w:r>
             <w:r>
               <w:rPr>
@@ -875,13 +875,13 @@
               <w:szCs w:val="24"/>
             </w:rPr>
           </w:pPr>
-          <w:hyperlink w:anchor="_Toc223860335" w:history="1">
+          <w:hyperlink w:anchor="_Toc225370405" w:history="1">
             <w:r>
               <w:rPr>
                 <w:rStyle w:val="Hyperlink"/>
                 <w:noProof/>
               </w:rPr>
-              <w:t>2. What is “Multistep Prediction”? How does the output layer of your model change when you want to predict a sequence of k future days instead of just tomorrow?</w:t>
+              <w:t>2. How does the choice of "Batch Size" and "Number of Epochs" impact the convergence of your stock price model?</w:t>
             </w:r>
             <w:r>
               <w:rPr>
@@ -902,7 +902,7 @@
                 <w:noProof/>
                 <w:webHidden/>
               </w:rPr>
-              <w:instrText xml:space="preserve"> PAGEREF _Toc223860335 \h </w:instrText>
+              <w:instrText xml:space="preserve"> PAGEREF _Toc225370405 \h </w:instrText>
             </w:r>
             <w:r>
               <w:rPr>
@@ -946,13 +946,13 @@
               <w:szCs w:val="24"/>
             </w:rPr>
           </w:pPr>
-          <w:hyperlink w:anchor="_Toc223860336" w:history="1">
+          <w:hyperlink w:anchor="_Toc225370406" w:history="1">
             <w:r>
               <w:rPr>
                 <w:rStyle w:val="Hyperlink"/>
                 <w:noProof/>
               </w:rPr>
-              <w:t>3. Explain “Multivariate Prediction.” When predicting the ‘Close’ price, how do you structure the input array to include other time series like ‘Trading Volume’?</w:t>
+              <w:t>3. Compare the performance of an LSTM network vs. a GRU network for your specific stock. Which one was faster to train, and which was more accurate?</w:t>
             </w:r>
             <w:r>
               <w:rPr>
@@ -973,7 +973,7 @@
                 <w:noProof/>
                 <w:webHidden/>
               </w:rPr>
-              <w:instrText xml:space="preserve"> PAGEREF _Toc223860336 \h </w:instrText>
+              <w:instrText xml:space="preserve"> PAGEREF _Toc225370406 \h </w:instrText>
             </w:r>
             <w:r>
               <w:rPr>
@@ -993,7 +993,7 @@
                 <w:noProof/>
                 <w:webHidden/>
               </w:rPr>
-              <w:t>3</w:t>
+              <w:t>4</w:t>
             </w:r>
             <w:r>
               <w:rPr>
@@ -1167,15 +1167,15 @@
       <w:pPr>
         <w:pStyle w:val="Heading1"/>
       </w:pPr>
-      <w:bookmarkStart w:id="0" w:name="_Toc223860334"/>
+      <w:bookmarkStart w:id="0" w:name="_Toc225370404"/>
       <w:r>
         <w:lastRenderedPageBreak/>
         <w:t xml:space="preserve">1. </w:t>
       </w:r>
-      <w:bookmarkEnd w:id="0"/>
       <w:r>
         <w:t>In stock prediction, why is Mean Squared Error (MSE) or Mean Absolute Error (MAE) often preferred over simple "Accuracy" used in classification?</w:t>
       </w:r>
+      <w:bookmarkEnd w:id="0"/>
     </w:p>
     <w:p/>
     <w:p>
@@ -1276,14 +1276,13 @@
       <w:pPr>
         <w:pStyle w:val="Heading1"/>
       </w:pPr>
-      <w:bookmarkStart w:id="1" w:name="_Toc223860335"/>
+      <w:bookmarkStart w:id="1" w:name="_Toc225370405"/>
       <w:r>
         <w:t>2</w:t>
       </w:r>
       <w:r>
         <w:t xml:space="preserve">. </w:t>
       </w:r>
-      <w:bookmarkEnd w:id="1"/>
       <w:r>
         <w:t xml:space="preserve">How does the choice of "Batch Size" and "Number of Epochs" </w:t>
       </w:r>
@@ -1295,263 +1294,130 @@
       <w:r>
         <w:t xml:space="preserve"> the convergence of your stock price model?</w:t>
       </w:r>
+      <w:bookmarkEnd w:id="1"/>
     </w:p>
     <w:p/>
     <w:p>
       <w:pPr>
-        <w:pStyle w:val="Heading1"/>
+        <w:pStyle w:val="ListParagraph"/>
         <w:numPr>
           <w:ilvl w:val="0"/>
-          <w:numId w:val="50"/>
+          <w:numId w:val="56"/>
         </w:numPr>
-        <w:rPr>
-          <w:rFonts w:asciiTheme="minorHAnsi" w:eastAsiaTheme="minorHAnsi" w:hAnsiTheme="minorHAnsi" w:cstheme="minorBidi"/>
-          <w:color w:val="auto"/>
-          <w:sz w:val="24"/>
-          <w:szCs w:val="24"/>
-        </w:rPr>
-      </w:pPr>
-      <w:bookmarkStart w:id="2" w:name="_Toc223860336"/>
+      </w:pPr>
       <w:r>
-        <w:rPr>
-          <w:rFonts w:asciiTheme="minorHAnsi" w:eastAsiaTheme="minorHAnsi" w:hAnsiTheme="minorHAnsi" w:cstheme="minorBidi"/>
-          <w:color w:val="auto"/>
-          <w:sz w:val="24"/>
-          <w:szCs w:val="24"/>
-        </w:rPr>
         <w:t>Batch size</w:t>
       </w:r>
     </w:p>
     <w:p>
       <w:pPr>
-        <w:pStyle w:val="Heading1"/>
+        <w:pStyle w:val="ListParagraph"/>
         <w:numPr>
           <w:ilvl w:val="1"/>
-          <w:numId w:val="50"/>
+          <w:numId w:val="56"/>
         </w:numPr>
-        <w:rPr>
-          <w:rFonts w:asciiTheme="minorHAnsi" w:eastAsiaTheme="minorHAnsi" w:hAnsiTheme="minorHAnsi" w:cstheme="minorBidi"/>
-          <w:color w:val="auto"/>
-          <w:sz w:val="24"/>
-          <w:szCs w:val="24"/>
-        </w:rPr>
       </w:pPr>
       <w:r>
-        <w:rPr>
-          <w:rFonts w:asciiTheme="minorHAnsi" w:eastAsiaTheme="minorHAnsi" w:hAnsiTheme="minorHAnsi" w:cstheme="minorBidi"/>
-          <w:color w:val="auto"/>
-          <w:sz w:val="24"/>
-          <w:szCs w:val="24"/>
-        </w:rPr>
         <w:t xml:space="preserve">Smaller </w:t>
       </w:r>
       <w:proofErr w:type="gramStart"/>
       <w:r>
-        <w:rPr>
-          <w:rFonts w:asciiTheme="minorHAnsi" w:eastAsiaTheme="minorHAnsi" w:hAnsiTheme="minorHAnsi" w:cstheme="minorBidi"/>
-          <w:color w:val="auto"/>
-          <w:sz w:val="24"/>
-          <w:szCs w:val="24"/>
-        </w:rPr>
         <w:t>batch</w:t>
       </w:r>
       <w:proofErr w:type="gramEnd"/>
       <w:r>
-        <w:rPr>
-          <w:rFonts w:asciiTheme="minorHAnsi" w:eastAsiaTheme="minorHAnsi" w:hAnsiTheme="minorHAnsi" w:cstheme="minorBidi"/>
-          <w:color w:val="auto"/>
-          <w:sz w:val="24"/>
-          <w:szCs w:val="24"/>
-        </w:rPr>
         <w:t xml:space="preserve"> (e.g., 16) updates weights more frequently per epoch → gradient is noisier but can generalize well.</w:t>
       </w:r>
     </w:p>
     <w:p>
       <w:pPr>
-        <w:pStyle w:val="Heading1"/>
+        <w:pStyle w:val="ListParagraph"/>
         <w:numPr>
           <w:ilvl w:val="1"/>
-          <w:numId w:val="50"/>
+          <w:numId w:val="56"/>
         </w:numPr>
-        <w:rPr>
-          <w:rFonts w:asciiTheme="minorHAnsi" w:eastAsiaTheme="minorHAnsi" w:hAnsiTheme="minorHAnsi" w:cstheme="minorBidi"/>
-          <w:color w:val="auto"/>
-          <w:sz w:val="24"/>
-          <w:szCs w:val="24"/>
-        </w:rPr>
       </w:pPr>
       <w:r>
-        <w:rPr>
-          <w:rFonts w:asciiTheme="minorHAnsi" w:eastAsiaTheme="minorHAnsi" w:hAnsiTheme="minorHAnsi" w:cstheme="minorBidi"/>
-          <w:color w:val="auto"/>
-          <w:sz w:val="24"/>
-          <w:szCs w:val="24"/>
-        </w:rPr>
         <w:t xml:space="preserve">Larger batch (e.g., 64) uses smoother gradients and can run faster per </w:t>
       </w:r>
       <w:proofErr w:type="gramStart"/>
       <w:r>
-        <w:rPr>
-          <w:rFonts w:asciiTheme="minorHAnsi" w:eastAsiaTheme="minorHAnsi" w:hAnsiTheme="minorHAnsi" w:cstheme="minorBidi"/>
-          <w:color w:val="auto"/>
-          <w:sz w:val="24"/>
-          <w:szCs w:val="24"/>
-        </w:rPr>
         <w:t>step, but</w:t>
       </w:r>
       <w:proofErr w:type="gramEnd"/>
       <w:r>
-        <w:rPr>
-          <w:rFonts w:asciiTheme="minorHAnsi" w:eastAsiaTheme="minorHAnsi" w:hAnsiTheme="minorHAnsi" w:cstheme="minorBidi"/>
-          <w:color w:val="auto"/>
-          <w:sz w:val="24"/>
-          <w:szCs w:val="24"/>
-        </w:rPr>
         <w:t xml:space="preserve"> may converge differently and sometimes generalize worse.</w:t>
       </w:r>
     </w:p>
     <w:p>
       <w:pPr>
-        <w:pStyle w:val="Heading1"/>
+        <w:pStyle w:val="ListParagraph"/>
         <w:numPr>
           <w:ilvl w:val="1"/>
-          <w:numId w:val="50"/>
+          <w:numId w:val="56"/>
         </w:numPr>
-        <w:rPr>
-          <w:rFonts w:asciiTheme="minorHAnsi" w:eastAsiaTheme="minorHAnsi" w:hAnsiTheme="minorHAnsi" w:cstheme="minorBidi"/>
-          <w:color w:val="auto"/>
-          <w:sz w:val="24"/>
-          <w:szCs w:val="24"/>
-        </w:rPr>
       </w:pPr>
       <w:r>
-        <w:rPr>
-          <w:rFonts w:asciiTheme="minorHAnsi" w:eastAsiaTheme="minorHAnsi" w:hAnsiTheme="minorHAnsi" w:cstheme="minorBidi"/>
-          <w:color w:val="auto"/>
-          <w:sz w:val="24"/>
-          <w:szCs w:val="24"/>
-        </w:rPr>
         <w:t>In your runs (Batch 16, Epoch 20), test MAE is around ~4 (3.96–4.06), showing reasonable performance but with some variability run-to-run.</w:t>
       </w:r>
     </w:p>
     <w:p>
       <w:pPr>
-        <w:pStyle w:val="Heading1"/>
+        <w:pStyle w:val="ListParagraph"/>
         <w:numPr>
           <w:ilvl w:val="0"/>
-          <w:numId w:val="50"/>
+          <w:numId w:val="56"/>
         </w:numPr>
-        <w:rPr>
-          <w:rFonts w:asciiTheme="minorHAnsi" w:eastAsiaTheme="minorHAnsi" w:hAnsiTheme="minorHAnsi" w:cstheme="minorBidi"/>
-          <w:color w:val="auto"/>
-          <w:sz w:val="24"/>
-          <w:szCs w:val="24"/>
-        </w:rPr>
       </w:pPr>
       <w:r>
-        <w:rPr>
-          <w:rFonts w:asciiTheme="minorHAnsi" w:eastAsiaTheme="minorHAnsi" w:hAnsiTheme="minorHAnsi" w:cstheme="minorBidi"/>
-          <w:color w:val="auto"/>
-          <w:sz w:val="24"/>
-          <w:szCs w:val="24"/>
-        </w:rPr>
         <w:t>Epochs</w:t>
       </w:r>
     </w:p>
     <w:p>
       <w:pPr>
-        <w:pStyle w:val="Heading1"/>
+        <w:pStyle w:val="ListParagraph"/>
         <w:numPr>
           <w:ilvl w:val="1"/>
-          <w:numId w:val="50"/>
+          <w:numId w:val="56"/>
         </w:numPr>
-        <w:rPr>
-          <w:rFonts w:asciiTheme="minorHAnsi" w:eastAsiaTheme="minorHAnsi" w:hAnsiTheme="minorHAnsi" w:cstheme="minorBidi"/>
-          <w:color w:val="auto"/>
-          <w:sz w:val="24"/>
-          <w:szCs w:val="24"/>
-        </w:rPr>
       </w:pPr>
       <w:r>
-        <w:rPr>
-          <w:rFonts w:asciiTheme="minorHAnsi" w:eastAsiaTheme="minorHAnsi" w:hAnsiTheme="minorHAnsi" w:cstheme="minorBidi"/>
-          <w:color w:val="auto"/>
-          <w:sz w:val="24"/>
-          <w:szCs w:val="24"/>
-        </w:rPr>
         <w:t xml:space="preserve">More epochs usually </w:t>
       </w:r>
       <w:proofErr w:type="gramStart"/>
       <w:r>
-        <w:rPr>
-          <w:rFonts w:asciiTheme="minorHAnsi" w:eastAsiaTheme="minorHAnsi" w:hAnsiTheme="minorHAnsi" w:cstheme="minorBidi"/>
-          <w:color w:val="auto"/>
-          <w:sz w:val="24"/>
-          <w:szCs w:val="24"/>
-        </w:rPr>
         <w:t>reduces</w:t>
       </w:r>
       <w:proofErr w:type="gramEnd"/>
       <w:r>
-        <w:rPr>
-          <w:rFonts w:asciiTheme="minorHAnsi" w:eastAsiaTheme="minorHAnsi" w:hAnsiTheme="minorHAnsi" w:cstheme="minorBidi"/>
-          <w:color w:val="auto"/>
-          <w:sz w:val="24"/>
-          <w:szCs w:val="24"/>
-        </w:rPr>
         <w:t xml:space="preserve"> training loss (better fitting) up to a point.</w:t>
       </w:r>
     </w:p>
     <w:p>
       <w:pPr>
-        <w:pStyle w:val="Heading1"/>
+        <w:pStyle w:val="ListParagraph"/>
         <w:numPr>
           <w:ilvl w:val="1"/>
-          <w:numId w:val="50"/>
+          <w:numId w:val="56"/>
         </w:numPr>
-        <w:rPr>
-          <w:rFonts w:asciiTheme="minorHAnsi" w:eastAsiaTheme="minorHAnsi" w:hAnsiTheme="minorHAnsi" w:cstheme="minorBidi"/>
-          <w:color w:val="auto"/>
-          <w:sz w:val="24"/>
-          <w:szCs w:val="24"/>
-        </w:rPr>
       </w:pPr>
       <w:r>
-        <w:rPr>
-          <w:rFonts w:asciiTheme="minorHAnsi" w:eastAsiaTheme="minorHAnsi" w:hAnsiTheme="minorHAnsi" w:cstheme="minorBidi"/>
-          <w:color w:val="auto"/>
-          <w:sz w:val="24"/>
-          <w:szCs w:val="24"/>
-        </w:rPr>
         <w:t>Too many epochs can cause overfitting (training improves while test error worsens).</w:t>
       </w:r>
     </w:p>
     <w:p>
       <w:pPr>
-        <w:pStyle w:val="Heading1"/>
+        <w:pStyle w:val="ListParagraph"/>
         <w:numPr>
           <w:ilvl w:val="1"/>
-          <w:numId w:val="50"/>
+          <w:numId w:val="56"/>
         </w:numPr>
-        <w:rPr>
-          <w:rFonts w:asciiTheme="minorHAnsi" w:eastAsiaTheme="minorHAnsi" w:hAnsiTheme="minorHAnsi" w:cstheme="minorBidi"/>
-          <w:color w:val="auto"/>
-          <w:sz w:val="24"/>
-          <w:szCs w:val="24"/>
-        </w:rPr>
       </w:pPr>
       <w:r>
-        <w:rPr>
-          <w:rFonts w:asciiTheme="minorHAnsi" w:eastAsiaTheme="minorHAnsi" w:hAnsiTheme="minorHAnsi" w:cstheme="minorBidi"/>
-          <w:color w:val="auto"/>
-          <w:sz w:val="24"/>
-          <w:szCs w:val="24"/>
-        </w:rPr>
         <w:t>You decide “good convergence” by watching loss curve + test MAE/MSE, not training loss alone.</w:t>
       </w:r>
     </w:p>
     <w:p/>
-    <w:bookmarkEnd w:id="2"/>
     <w:p>
       <w:pPr>
         <w:rPr>
@@ -1568,6 +1434,7 @@
       </w:pPr>
       <w:r>
         <w:rPr>
+          <w:noProof/>
           <w:lang w:val="vi-VN"/>
         </w:rPr>
         <w:lastRenderedPageBreak/>
@@ -2582,12 +2449,14 @@
       <w:pPr>
         <w:pStyle w:val="Heading1"/>
       </w:pPr>
+      <w:bookmarkStart w:id="2" w:name="_Toc225370406"/>
       <w:r>
         <w:t xml:space="preserve">3. </w:t>
       </w:r>
       <w:r>
         <w:t>Compare the performance of an LSTM network vs. a GRU network for your specific stock. Which one was faster to train, and which was more accurate?</w:t>
       </w:r>
+      <w:bookmarkEnd w:id="2"/>
     </w:p>
     <w:p/>
     <w:p>
@@ -9272,6 +9141,119 @@
     </w:lvl>
   </w:abstractNum>
   <w:abstractNum w:abstractNumId="45" w15:restartNumberingAfterBreak="0">
+    <w:nsid w:val="5F440F97"/>
+    <w:multiLevelType w:val="hybridMultilevel"/>
+    <w:tmpl w:val="001472F6"/>
+    <w:lvl w:ilvl="0" w:tplc="04090001">
+      <w:start w:val="1"/>
+      <w:numFmt w:val="bullet"/>
+      <w:lvlText w:val=""/>
+      <w:lvlJc w:val="left"/>
+      <w:pPr>
+        <w:ind w:left="720" w:hanging="360"/>
+      </w:pPr>
+      <w:rPr>
+        <w:rFonts w:ascii="Symbol" w:hAnsi="Symbol" w:hint="default"/>
+      </w:rPr>
+    </w:lvl>
+    <w:lvl w:ilvl="1" w:tplc="04090003">
+      <w:start w:val="1"/>
+      <w:numFmt w:val="bullet"/>
+      <w:lvlText w:val="o"/>
+      <w:lvlJc w:val="left"/>
+      <w:pPr>
+        <w:ind w:left="1440" w:hanging="360"/>
+      </w:pPr>
+      <w:rPr>
+        <w:rFonts w:ascii="Courier New" w:hAnsi="Courier New" w:cs="Courier New" w:hint="default"/>
+      </w:rPr>
+    </w:lvl>
+    <w:lvl w:ilvl="2" w:tplc="04090005" w:tentative="1">
+      <w:start w:val="1"/>
+      <w:numFmt w:val="bullet"/>
+      <w:lvlText w:val=""/>
+      <w:lvlJc w:val="left"/>
+      <w:pPr>
+        <w:ind w:left="2160" w:hanging="360"/>
+      </w:pPr>
+      <w:rPr>
+        <w:rFonts w:ascii="Wingdings" w:hAnsi="Wingdings" w:hint="default"/>
+      </w:rPr>
+    </w:lvl>
+    <w:lvl w:ilvl="3" w:tplc="04090001" w:tentative="1">
+      <w:start w:val="1"/>
+      <w:numFmt w:val="bullet"/>
+      <w:lvlText w:val=""/>
+      <w:lvlJc w:val="left"/>
+      <w:pPr>
+        <w:ind w:left="2880" w:hanging="360"/>
+      </w:pPr>
+      <w:rPr>
+        <w:rFonts w:ascii="Symbol" w:hAnsi="Symbol" w:hint="default"/>
+      </w:rPr>
+    </w:lvl>
+    <w:lvl w:ilvl="4" w:tplc="04090003" w:tentative="1">
+      <w:start w:val="1"/>
+      <w:numFmt w:val="bullet"/>
+      <w:lvlText w:val="o"/>
+      <w:lvlJc w:val="left"/>
+      <w:pPr>
+        <w:ind w:left="3600" w:hanging="360"/>
+      </w:pPr>
+      <w:rPr>
+        <w:rFonts w:ascii="Courier New" w:hAnsi="Courier New" w:cs="Courier New" w:hint="default"/>
+      </w:rPr>
+    </w:lvl>
+    <w:lvl w:ilvl="5" w:tplc="04090005" w:tentative="1">
+      <w:start w:val="1"/>
+      <w:numFmt w:val="bullet"/>
+      <w:lvlText w:val=""/>
+      <w:lvlJc w:val="left"/>
+      <w:pPr>
+        <w:ind w:left="4320" w:hanging="360"/>
+      </w:pPr>
+      <w:rPr>
+        <w:rFonts w:ascii="Wingdings" w:hAnsi="Wingdings" w:hint="default"/>
+      </w:rPr>
+    </w:lvl>
+    <w:lvl w:ilvl="6" w:tplc="04090001" w:tentative="1">
+      <w:start w:val="1"/>
+      <w:numFmt w:val="bullet"/>
+      <w:lvlText w:val=""/>
+      <w:lvlJc w:val="left"/>
+      <w:pPr>
+        <w:ind w:left="5040" w:hanging="360"/>
+      </w:pPr>
+      <w:rPr>
+        <w:rFonts w:ascii="Symbol" w:hAnsi="Symbol" w:hint="default"/>
+      </w:rPr>
+    </w:lvl>
+    <w:lvl w:ilvl="7" w:tplc="04090003" w:tentative="1">
+      <w:start w:val="1"/>
+      <w:numFmt w:val="bullet"/>
+      <w:lvlText w:val="o"/>
+      <w:lvlJc w:val="left"/>
+      <w:pPr>
+        <w:ind w:left="5760" w:hanging="360"/>
+      </w:pPr>
+      <w:rPr>
+        <w:rFonts w:ascii="Courier New" w:hAnsi="Courier New" w:cs="Courier New" w:hint="default"/>
+      </w:rPr>
+    </w:lvl>
+    <w:lvl w:ilvl="8" w:tplc="04090005" w:tentative="1">
+      <w:start w:val="1"/>
+      <w:numFmt w:val="bullet"/>
+      <w:lvlText w:val=""/>
+      <w:lvlJc w:val="left"/>
+      <w:pPr>
+        <w:ind w:left="6480" w:hanging="360"/>
+      </w:pPr>
+      <w:rPr>
+        <w:rFonts w:ascii="Wingdings" w:hAnsi="Wingdings" w:hint="default"/>
+      </w:rPr>
+    </w:lvl>
+  </w:abstractNum>
+  <w:abstractNum w:abstractNumId="46" w15:restartNumberingAfterBreak="0">
     <w:nsid w:val="62A1124A"/>
     <w:multiLevelType w:val="hybridMultilevel"/>
     <w:tmpl w:val="AC5E01FE"/>
@@ -9357,7 +9339,7 @@
       </w:pPr>
     </w:lvl>
   </w:abstractNum>
-  <w:abstractNum w:abstractNumId="46" w15:restartNumberingAfterBreak="0">
+  <w:abstractNum w:abstractNumId="47" w15:restartNumberingAfterBreak="0">
     <w:nsid w:val="63033CE3"/>
     <w:multiLevelType w:val="multilevel"/>
     <w:tmpl w:val="2E748540"/>
@@ -9470,7 +9452,7 @@
       </w:pPr>
     </w:lvl>
   </w:abstractNum>
-  <w:abstractNum w:abstractNumId="47" w15:restartNumberingAfterBreak="0">
+  <w:abstractNum w:abstractNumId="48" w15:restartNumberingAfterBreak="0">
     <w:nsid w:val="6404479E"/>
     <w:multiLevelType w:val="multilevel"/>
     <w:tmpl w:val="9898AF00"/>
@@ -9619,7 +9601,7 @@
       </w:rPr>
     </w:lvl>
   </w:abstractNum>
-  <w:abstractNum w:abstractNumId="48" w15:restartNumberingAfterBreak="0">
+  <w:abstractNum w:abstractNumId="49" w15:restartNumberingAfterBreak="0">
     <w:nsid w:val="652228C1"/>
     <w:multiLevelType w:val="multilevel"/>
     <w:tmpl w:val="6046D000"/>
@@ -9768,7 +9750,7 @@
       </w:rPr>
     </w:lvl>
   </w:abstractNum>
-  <w:abstractNum w:abstractNumId="49" w15:restartNumberingAfterBreak="0">
+  <w:abstractNum w:abstractNumId="50" w15:restartNumberingAfterBreak="0">
     <w:nsid w:val="6B9C7C3A"/>
     <w:multiLevelType w:val="multilevel"/>
     <w:tmpl w:val="261A2130"/>
@@ -9881,7 +9863,7 @@
       </w:pPr>
     </w:lvl>
   </w:abstractNum>
-  <w:abstractNum w:abstractNumId="50" w15:restartNumberingAfterBreak="0">
+  <w:abstractNum w:abstractNumId="51" w15:restartNumberingAfterBreak="0">
     <w:nsid w:val="6BBA1AB0"/>
     <w:multiLevelType w:val="multilevel"/>
     <w:tmpl w:val="EB4C5452"/>
@@ -9994,7 +9976,7 @@
       </w:pPr>
     </w:lvl>
   </w:abstractNum>
-  <w:abstractNum w:abstractNumId="51" w15:restartNumberingAfterBreak="0">
+  <w:abstractNum w:abstractNumId="52" w15:restartNumberingAfterBreak="0">
     <w:nsid w:val="6CA12EE8"/>
     <w:multiLevelType w:val="multilevel"/>
     <w:tmpl w:val="79AA1454"/>
@@ -10143,7 +10125,7 @@
       </w:rPr>
     </w:lvl>
   </w:abstractNum>
-  <w:abstractNum w:abstractNumId="52" w15:restartNumberingAfterBreak="0">
+  <w:abstractNum w:abstractNumId="53" w15:restartNumberingAfterBreak="0">
     <w:nsid w:val="748557FD"/>
     <w:multiLevelType w:val="multilevel"/>
     <w:tmpl w:val="7D000AD4"/>
@@ -10260,7 +10242,7 @@
       </w:pPr>
     </w:lvl>
   </w:abstractNum>
-  <w:abstractNum w:abstractNumId="53" w15:restartNumberingAfterBreak="0">
+  <w:abstractNum w:abstractNumId="54" w15:restartNumberingAfterBreak="0">
     <w:nsid w:val="7B1F1632"/>
     <w:multiLevelType w:val="hybridMultilevel"/>
     <w:tmpl w:val="2D80D24A"/>
@@ -10373,7 +10355,7 @@
       </w:rPr>
     </w:lvl>
   </w:abstractNum>
-  <w:abstractNum w:abstractNumId="54" w15:restartNumberingAfterBreak="0">
+  <w:abstractNum w:abstractNumId="55" w15:restartNumberingAfterBreak="0">
     <w:nsid w:val="7DDF2BBA"/>
     <w:multiLevelType w:val="multilevel"/>
     <w:tmpl w:val="8244F758"/>
@@ -10535,7 +10517,7 @@
     <w:abstractNumId w:val="12"/>
   </w:num>
   <w:num w:numId="5" w16cid:durableId="402264125">
-    <w:abstractNumId w:val="47"/>
+    <w:abstractNumId w:val="48"/>
   </w:num>
   <w:num w:numId="6" w16cid:durableId="136797821">
     <w:abstractNumId w:val="31"/>
@@ -10547,7 +10529,7 @@
     <w:abstractNumId w:val="35"/>
   </w:num>
   <w:num w:numId="9" w16cid:durableId="1162624610">
-    <w:abstractNumId w:val="49"/>
+    <w:abstractNumId w:val="50"/>
   </w:num>
   <w:num w:numId="10" w16cid:durableId="1354112838">
     <w:abstractNumId w:val="2"/>
@@ -10562,7 +10544,7 @@
     <w:abstractNumId w:val="9"/>
   </w:num>
   <w:num w:numId="14" w16cid:durableId="1548445103">
-    <w:abstractNumId w:val="52"/>
+    <w:abstractNumId w:val="53"/>
   </w:num>
   <w:num w:numId="15" w16cid:durableId="1200043998">
     <w:abstractNumId w:val="36"/>
@@ -10583,7 +10565,7 @@
     <w:abstractNumId w:val="39"/>
   </w:num>
   <w:num w:numId="21" w16cid:durableId="689331596">
-    <w:abstractNumId w:val="50"/>
+    <w:abstractNumId w:val="51"/>
   </w:num>
   <w:num w:numId="22" w16cid:durableId="1693411647">
     <w:abstractNumId w:val="20"/>
@@ -10610,7 +10592,7 @@
     <w:abstractNumId w:val="21"/>
   </w:num>
   <w:num w:numId="30" w16cid:durableId="1386486700">
-    <w:abstractNumId w:val="54"/>
+    <w:abstractNumId w:val="55"/>
   </w:num>
   <w:num w:numId="31" w16cid:durableId="997883729">
     <w:abstractNumId w:val="8"/>
@@ -10628,7 +10610,7 @@
     <w:abstractNumId w:val="14"/>
   </w:num>
   <w:num w:numId="36" w16cid:durableId="680359321">
-    <w:abstractNumId w:val="51"/>
+    <w:abstractNumId w:val="52"/>
   </w:num>
   <w:num w:numId="37" w16cid:durableId="597565012">
     <w:abstractNumId w:val="4"/>
@@ -10655,7 +10637,7 @@
     <w:abstractNumId w:val="13"/>
   </w:num>
   <w:num w:numId="45" w16cid:durableId="809829450">
-    <w:abstractNumId w:val="46"/>
+    <w:abstractNumId w:val="47"/>
   </w:num>
   <w:num w:numId="46" w16cid:durableId="1441796612">
     <w:abstractNumId w:val="34"/>
@@ -10664,7 +10646,7 @@
     <w:abstractNumId w:val="27"/>
   </w:num>
   <w:num w:numId="48" w16cid:durableId="905913948">
-    <w:abstractNumId w:val="45"/>
+    <w:abstractNumId w:val="46"/>
   </w:num>
   <w:num w:numId="49" w16cid:durableId="1083406128">
     <w:abstractNumId w:val="30"/>
@@ -10679,13 +10661,16 @@
     <w:abstractNumId w:val="38"/>
   </w:num>
   <w:num w:numId="53" w16cid:durableId="399836240">
-    <w:abstractNumId w:val="48"/>
+    <w:abstractNumId w:val="49"/>
   </w:num>
   <w:num w:numId="54" w16cid:durableId="1870097955">
     <w:abstractNumId w:val="6"/>
   </w:num>
   <w:num w:numId="55" w16cid:durableId="617224706">
-    <w:abstractNumId w:val="53"/>
+    <w:abstractNumId w:val="54"/>
+  </w:num>
+  <w:num w:numId="56" w16cid:durableId="214046790">
+    <w:abstractNumId w:val="45"/>
   </w:num>
 </w:numbering>
 </file>
@@ -11184,6 +11169,7 @@
   <w:style w:type="character" w:default="1" w:styleId="DefaultParagraphFont">
     <w:name w:val="Default Paragraph Font"/>
     <w:uiPriority w:val="1"/>
+    <w:semiHidden/>
     <w:unhideWhenUsed/>
   </w:style>
   <w:style w:type="table" w:default="1" w:styleId="TableNormal">
